--- a/arb/docx/48.content.docx
+++ b/arb/docx/48.content.docx
@@ -178,13 +178,6 @@
         <w:rPr>
           <w:lang w:val="ar_AE" w:bidi="ar_AE"/>
         </w:rPr>
-      </w:r>
-      <w:r>
-        <w:rPr>
-          <w:i/>
-          <w:lang w:val="ar_AE" w:bidi="ar_AE"/>
-        </w:rPr>
-        <w:t>غلاطية 1: 1, غلاطية 1: 1–5, غلاطية 1: 1–2: 21, غلاطية 1: 2, غلاطية 1: 3, غلاطية 1: 3–5, غلاطية 1: 4, غلاطية 1: 4–5, غلاطية 1: 5, غلاطية 1: 6, غلاطية 1: 6–10, غلاطية 1: 7, غلاطية 1: 8–9, غلاطية 1: 9, غلاطية 1: 10, غلاطية 1: 11, غلاطية 1: 11–2: 21, غلاطية 1: 12, غلاطية 1: 13–14, غلاطية 1: 14, غلاطية 1: 15–16, غلاطية 1: 16–20, غلاطية 1: 17, غلاطية 1: 18, غلاطية 1: 18–20, غلاطية 1: 20, غلاطية 1: 21–22, غلاطية 1: 23–24, غلاطية 2: 1, غلاطية 2: 1–10, غلاطية 2: 2, غلاطية 2: 3, غلاطية 2: 4, غلاطية 2: 4–5, غلاطية 2: 5, غلاطية 2: 6, غلاطية 2: 6–10, غلاطية 2: 7–8, غلاطية 2: 9, غلاطية 2: 10, غلاطية 2: 11, غلاطية 2: 11–21, غلاطية 2: 12, غلاطية 2: 13, غلاطية 2: 14, غلاطية 2: 14–21, غلاطية 2: 15, غلاطية 2: 16, غلاطية 2: 17–21, غلاطية 2: 18, غلاطية 2: 19, غلاطية 2: 20, غلاطية 2: 21, غلاطية 3: 1, غلاطية 3: 1–9, غلاطية 3: 1–5: 12, غلاطية 3: 2, غلاطية 3: 3, غلاطية 3: 4, غلاطية 3: 5, غلاطية 3: 6, غلاطية 3: 6–9, غلاطية 3: 7, غلاطية 3: 8, غلاطية 3: 10, غلاطية 3: 10–12, غلاطية 3: 11, غلاطية 3: 12, غلاطية 3: 13, غلاطية 3: 13–14, غلاطية 3: 14, غلاطية 3: 15, غلاطية 3: 15–18, غلاطية 3: 16, غلاطية 3: 17, غلاطية 3: 18, غلاطية 3: 19, غلاطية 3: 19–22, غلاطية 3: 20, غلاطية 3: 21, غلاطية 3: 21–25, غلاطية 3: 22, غلاطية 3: 23, غلاطية 3: 23–29, غلاطية 3: 24, غلاطية 3: 25, غلاطية 3: 26, غلاطية 3: 26–29, غلاطية 3: 27, غلاطية 3: 28, غلاطية 3: 29, غلاطية 4: 1–3, غلاطية 4: 1–7, غلاطية 4: 3, غلاطية 4: 4–5, غلاطية 4: 6, غلاطية 4: 8, غلاطية 4: 8–11, غلاطية 4: 9, غلاطية 4: 10–11, غلاطية 4: 11, غلاطية 4: 12, غلاطية 4: 12–20, غلاطية 4: 13–14, غلاطية 4: 15, غلاطية 4: 16, غلاطية 4: 17, غلاطية 4: 18, غلاطية 4: 19, غلاطية 4: 20, غلاطية 4: 21, غلاطية 4: 21–31, غلاطية 4: 22–23, غلاطية 4: 24, غلاطية 4: 24–25, غلاطية 4: 25, غلاطية 4: 26, غلاطية 4: 27, غلاطية 4: 28–31, غلاطية 4: 29, غلاطية 4: 30–31, غلاطية 5: 1, غلاطية 5: 2, غلاطية 5: 2–6, غلاطية 5: 3, غلاطية 5: 4, غلاطية 5: 5, غلاطية 5: 6, غلاطية 5: 7, غلاطية 5: 8, غلاطية 5: 9, غلاطية 5: 10, غلاطية 5: 11, غلاطية 5: 12, غلاطية 5: 13–6: 10, غلاطية 5: 14, غلاطية 5: 15, غلاطية 5: 16–26, غلاطية 5: 17, غلاطية 5: 18, غلاطية 5: 19, غلاطية 5: 19–26, غلاطية 5: 20, غلاطية 5: 21, غلاطية 5: 22, غلاطية 5: 23, غلاطية 5: 24, غلاطية 5: 25, غلاطية 5: 26, غلاطية 6: 1, غلاطية 6: 1–5, غلاطية 6: 1–10, غلاطية 6: 2, غلاطية 6: 3, غلاطية 6: 4, غلاطية 6: 5, غلاطية 6: 6, غلاطية 6: 6–10, غلاطية 6: 7, غلاطية 6: 8, غلاطية 6: 9, غلاطية 6: 10, غلاطية 6: 11–18, غلاطية 6: 12–13, غلاطية 6: 14, غلاطية 6: 15, غلاطية 6: 16, غلاطية 6: 17, غلاطية 6: 18</w:t>
       </w:r>
       <w:r>
         <w:rPr>

--- a/arb/docx/48.content.docx
+++ b/arb/docx/48.content.docx
@@ -163,21 +163,6 @@
           <w:lang w:val="ar_AE" w:bidi="ar_AE"/>
         </w:rPr>
         <w:t>GAL</w:t>
-      </w:r>
-      <w:r>
-        <w:rPr>
-          <w:lang w:val="ar_AE" w:bidi="ar_AE"/>
-        </w:rPr>
-      </w:r>
-    </w:p>
-    <w:p>
-      <w:pPr>
-        <w:bidi/>
-      </w:pPr>
-      <w:r>
-        <w:rPr>
-          <w:lang w:val="ar_AE" w:bidi="ar_AE"/>
-        </w:rPr>
       </w:r>
       <w:r>
         <w:rPr>

--- a/arb/docx/48.content.docx
+++ b/arb/docx/48.content.docx
@@ -22,7 +22,7 @@
         <w:rPr>
           <w:lang w:val="ar_AE" w:bidi="ar_AE"/>
         </w:rPr>
-        <w:t>Resource: ملاحظات الدراسة (تينديل)</w:t>
+        <w:t>Resource: Tyndale Open Study Notes</w:t>
       </w:r>
       <w:r>
         <w:rPr>
@@ -122,7 +122,7 @@
         <w:rPr>
           <w:lang w:val="ar_AE" w:bidi="ar_AE"/>
         </w:rPr>
-        <w:t>ملاحظات الدراسة (تينديل)</w:t>
+        <w:t>Tyndale Open Study Notes</w:t>
       </w:r>
     </w:p>
     <w:p>

--- a/arb/docx/48.content.docx
+++ b/arb/docx/48.content.docx
@@ -22,7 +22,7 @@
         <w:rPr>
           <w:lang w:val="ar_AE" w:bidi="ar_AE"/>
         </w:rPr>
-        <w:t>Resource: Tyndale Open Study Notes</w:t>
+        <w:t>Resource: Aquifer Open Study Notes</w:t>
       </w:r>
       <w:r>
         <w:rPr>
@@ -122,7 +122,7 @@
         <w:rPr>
           <w:lang w:val="ar_AE" w:bidi="ar_AE"/>
         </w:rPr>
-        <w:t>Tyndale Open Study Notes</w:t>
+        <w:t>Aquifer Open Study Notes</w:t>
       </w:r>
     </w:p>
     <w:p>
